--- a/india_monitor_data/rag/documents/Strike_Intelligence/United States_Strike_Intelligence.docx
+++ b/india_monitor_data/rag/documents/Strike_Intelligence/United States_Strike_Intelligence.docx
@@ -15,9 +15,9 @@
       <w:r>
         <w:t>Monitored Freight Hub: United States Logistics Cluster</w:t>
         <w:br/>
-        <w:t>Generated: 2026-09-08 14:22:29 | Total Disruption Incidents Analyzed: 28</w:t>
+        <w:t>Generated: 2026-09-09 16:49:44 | Total Disruption Incidents Analyzed: 40</w:t>
         <w:br/>
-        <w:t>Disruption Severity Breakdown: 🔴 HIGH: 0 | 🟡 MEDIUM: 14 | 🟢 LOW: 14</w:t>
+        <w:t>Disruption Severity Breakdown: 🔴 HIGH: 0 | 🟡 MEDIUM: 17 | 🟢 LOW: 23</w:t>
       </w:r>
     </w:p>
     <w:p>
@@ -132,7 +132,7 @@
           </w:tcPr>
           <w:p>
             <w:r>
-              <w:t>Saudi Arabia, Kuwait lift restrictions on US military access to bases, airspace: Report</w:t>
+              <w:t>Computer issues paralyze trade between US and Mexico</w:t>
             </w:r>
           </w:p>
         </w:tc>
@@ -186,7 +186,7 @@
           </w:tcPr>
           <w:p>
             <w:r>
-              <w:t>US-Iran war: What UAE residents need to know today, Sept. 7</w:t>
+              <w:t>Saudi Arabia, Kuwait lift restrictions on US military access to bases, airspace: Report</w:t>
             </w:r>
           </w:p>
         </w:tc>
@@ -230,7 +230,7 @@
           </w:tcPr>
           <w:p>
             <w:r>
-              <w:t>Customs_Border</w:t>
+              <w:t>General</w:t>
             </w:r>
           </w:p>
         </w:tc>
@@ -240,7 +240,7 @@
           </w:tcPr>
           <w:p>
             <w:r>
-              <w:t>US Customs shrugs off ‘devastating’ damage to couple’s $220,000 cacao shipment</w:t>
+              <w:t>Three Indian sailors missing after US says it hit tanker in Gulf of Oman</w:t>
             </w:r>
           </w:p>
         </w:tc>
@@ -284,7 +284,7 @@
           </w:tcPr>
           <w:p>
             <w:r>
-              <w:t>General</w:t>
+              <w:t>Natural_Disaster</w:t>
             </w:r>
           </w:p>
         </w:tc>
@@ -294,7 +294,7 @@
           </w:tcPr>
           <w:p>
             <w:r>
-              <w:t>Intermodal delays hit US–Mexico freight flow</w:t>
+              <w:t>Low Water Levels Not Just a Concern on the US River System</w:t>
             </w:r>
           </w:p>
         </w:tc>
@@ -338,7 +338,7 @@
           </w:tcPr>
           <w:p>
             <w:r>
-              <w:t>Ocean_Port</w:t>
+              <w:t>Air_Freight</w:t>
             </w:r>
           </w:p>
         </w:tc>
@@ -348,7 +348,7 @@
           </w:tcPr>
           <w:p>
             <w:r>
-              <w:t>News Now US intermodal rail yards clog up as port congestion and delays continue</w:t>
+              <w:t>US Flight Chaos: Miami Hit by 317-Minute Ground Delay</w:t>
             </w:r>
           </w:p>
         </w:tc>
@@ -358,7 +358,7 @@
           </w:tcPr>
           <w:p>
             <w:r>
-              <w:t>🟡 MEDIUM</w:t>
+              <w:t>🟢 LOW</w:t>
             </w:r>
           </w:p>
         </w:tc>
@@ -392,7 +392,7 @@
           </w:tcPr>
           <w:p>
             <w:r>
-              <w:t>Air_Freight</w:t>
+              <w:t>General</w:t>
             </w:r>
           </w:p>
         </w:tc>
@@ -402,7 +402,7 @@
           </w:tcPr>
           <w:p>
             <w:r>
-              <w:t>Miami Airport 317-Min Ground Delay — US 2,559 Delays TODAY</w:t>
+              <w:t>US strikes Iranian tankers after attempted attack on Navy ship</w:t>
             </w:r>
           </w:p>
         </w:tc>
@@ -412,7 +412,7 @@
           </w:tcPr>
           <w:p>
             <w:r>
-              <w:t>🟡 MEDIUM</w:t>
+              <w:t>🟢 LOW</w:t>
             </w:r>
           </w:p>
         </w:tc>
@@ -446,7 +446,7 @@
           </w:tcPr>
           <w:p>
             <w:r>
-              <w:t>Strike</w:t>
+              <w:t>General</w:t>
             </w:r>
           </w:p>
         </w:tc>
@@ -456,7 +456,7 @@
           </w:tcPr>
           <w:p>
             <w:r>
-              <w:t>US-Iran strike exchange: Everything that happened on July 13–14</w:t>
+              <w:t>Iran war: Trump says Tehran cannot 'blackmail us'</w:t>
             </w:r>
           </w:p>
         </w:tc>
@@ -466,7 +466,7 @@
           </w:tcPr>
           <w:p>
             <w:r>
-              <w:t>🟡 MEDIUM</w:t>
+              <w:t>🟢 LOW</w:t>
             </w:r>
           </w:p>
         </w:tc>
@@ -500,7 +500,7 @@
           </w:tcPr>
           <w:p>
             <w:r>
-              <w:t>Canal_Chokepoint</w:t>
+              <w:t>General</w:t>
             </w:r>
           </w:p>
         </w:tc>
@@ -510,7 +510,7 @@
           </w:tcPr>
           <w:p>
             <w:r>
-              <w:t>Trump reportedly paused Hormuz op after Saudis denied use of airspace; US awaits Iran deal</w:t>
+              <w:t>US-Iran war: What UAE residents need to know today, Sept. 7</w:t>
             </w:r>
           </w:p>
         </w:tc>
@@ -564,7 +564,7 @@
           </w:tcPr>
           <w:p>
             <w:r>
-              <w:t>Update</w:t>
+              <w:t>Another Democrat Government Shutdown Dramatically Hurts America’s National Security</w:t>
             </w:r>
           </w:p>
         </w:tc>
@@ -608,7 +608,7 @@
           </w:tcPr>
           <w:p>
             <w:r>
-              <w:t>Air_Freight</w:t>
+              <w:t>General</w:t>
             </w:r>
           </w:p>
         </w:tc>
@@ -618,7 +618,7 @@
           </w:tcPr>
           <w:p>
             <w:r>
-              <w:t>Airliner, Cargo Plane Nearly Collide At Major US Airport</w:t>
+              <w:t>Computer issues paralyze trade between US and Mexico</w:t>
             </w:r>
           </w:p>
         </w:tc>
